--- a/mail-templates/DLG Blind Offer - Purchase Agreement (Blessings).docx
+++ b/mail-templates/DLG Blind Offer - Purchase Agreement (Blessings).docx
@@ -10,7 +10,7 @@
       <w:r>
         <w:rPr>
           <w:b/>
-          <w:sz w:val="34"/>
+          <w:sz w:val="33"/>
         </w:rPr>
         <w:t>PURCHASE AGREEMENT</w:t>
       </w:r>
@@ -26,7 +26,7 @@
       <w:r>
         <w:rPr>
           <w:b w:val="0"/>
-          <w:sz w:val="20"/>
+          <w:sz w:val="19"/>
         </w:rPr>
         <w:t>Dominion Land Group — Making It Simple to Sell</w:t>
       </w:r>
@@ -360,7 +360,7 @@
       <w:r>
         <w:rPr>
           <w:b/>
-          <w:sz w:val="24"/>
+          <w:sz w:val="23"/>
         </w:rPr>
         <w:t>ACCEPTANCE</w:t>
       </w:r>
@@ -485,7 +485,7 @@
         <w:rPr>
           <w:b w:val="0"/>
         </w:rPr>
-        <w:t>Already have an offer on the table? Give me the opportunity to counter it. And if you're not ready to sell right now, no pressure at all. Just hold onto this letter. God bless you and your family.</w:t>
+        <w:t>Already have an offer on the table? Give me the opportunity to counter it. And if you're not ready to sell right now, no pressure at all. Just hold onto this letter. More grace to you and your family.</w:t>
       </w:r>
     </w:p>
     <w:p>
@@ -496,7 +496,7 @@
       <w:r>
         <w:rPr>
           <w:b w:val="0"/>
-          <w:sz w:val="18"/>
+          <w:sz w:val="17"/>
         </w:rPr>
         <w:t>Phone: (980) 990-2356  •  Email: damien@dominionlandgroup.land  •  1235 East Blvd C1 #424, Charlotte NC 28203  •  dominionlandgroup.land</w:t>
       </w:r>
@@ -879,7 +879,7 @@
     </w:pPr>
     <w:rPr>
       <w:rFonts w:ascii="Arial" w:hAnsi="Arial" w:eastAsia="Arial"/>
-      <w:sz w:val="22"/>
+      <w:sz w:val="21"/>
     </w:rPr>
   </w:style>
   <w:style w:type="paragraph" w:styleId="Header">
